--- a/docs/presentations/AX_P8_Progress_Report.docx
+++ b/docs/presentations/AX_P8_Progress_Report.docx
@@ -53,7 +53,7 @@
           <w:sz w:val="18"/>
           <w:szCs w:val="18"/>
         </w:rPr>
-        <w:t xml:space="preserve">계획 6블록 중 4블록(P8-1~4)을 완료하고 전부 저장소에 반영했습니다. 테스트는 </w:t>
+        <w:t xml:space="preserve">계획 6블록 전부를 1차 완주하고 저장소에 반영했습니다(P8-5는 용어 순화까지, 테넌트 화면화만 후속). 테스트는 </w:t>
       </w:r>
       <w:r>
         <w:rPr>
@@ -71,7 +71,7 @@
           <w:sz w:val="18"/>
           <w:szCs w:val="18"/>
         </w:rPr>
-        <w:t xml:space="preserve"> — 기존 기능 회귀 0. 남은 것은 P8-5(용어 순화·관리 화면 잔여)와 P8-6(매뉴얼 v3)입니다. </w:t>
+        <w:t xml:space="preserve"> — 기존 기능 회귀 0. 운영매뉴얼 v3.0(새 화면 실구동 캡처 24장, 30쪽)까지 재작성해 전달했습니다. </w:t>
       </w:r>
       <w:r>
         <w:rPr>
@@ -549,6 +549,172 @@
           </w:p>
         </w:tc>
       </w:tr>
+      <w:tr>
+        <w:tc>
+          <w:tcPr>
+            <w:tcW w:type="dxa" w:w="1500"/>
+            <w:tcMar>
+              <w:top w:type="dxa" w:w="40"/>
+              <w:left w:type="dxa" w:w="80"/>
+              <w:bottom w:type="dxa" w:w="40"/>
+              <w:right w:type="dxa" w:w="80"/>
+            </w:tcMar>
+          </w:tcPr>
+          <w:p>
+            <w:pPr>
+              <w:spacing w:after="0"/>
+            </w:pPr>
+            <w:r>
+              <w:rPr>
+                <w:rFonts w:ascii="Malgun Gothic" w:cs="Malgun Gothic" w:eastAsia="Malgun Gothic" w:hAnsi="Malgun Gothic"/>
+                <w:b w:val="false"/>
+                <w:bCs w:val="false"/>
+                <w:color w:val="2E241C"/>
+                <w:sz w:val="16"/>
+                <w:szCs w:val="16"/>
+              </w:rPr>
+              <w:t xml:space="preserve">P8-5</w:t>
+            </w:r>
+          </w:p>
+        </w:tc>
+        <w:tc>
+          <w:tcPr>
+            <w:tcW w:type="dxa" w:w="4700"/>
+            <w:tcMar>
+              <w:top w:type="dxa" w:w="40"/>
+              <w:left w:type="dxa" w:w="80"/>
+              <w:bottom w:type="dxa" w:w="40"/>
+              <w:right w:type="dxa" w:w="80"/>
+            </w:tcMar>
+          </w:tcPr>
+          <w:p>
+            <w:pPr>
+              <w:spacing w:after="0"/>
+            </w:pPr>
+            <w:r>
+              <w:rPr>
+                <w:rFonts w:ascii="Malgun Gothic" w:cs="Malgun Gothic" w:eastAsia="Malgun Gothic" w:hAnsi="Malgun Gothic"/>
+                <w:b w:val="false"/>
+                <w:bCs w:val="false"/>
+                <w:color w:val="2E241C"/>
+                <w:sz w:val="16"/>
+                <w:szCs w:val="16"/>
+              </w:rPr>
+              <w:t xml:space="preserve">용어 순화 — '격리 큐'→'확인할 이름'(내부 용어 병기)</w:t>
+            </w:r>
+          </w:p>
+        </w:tc>
+        <w:tc>
+          <w:tcPr>
+            <w:tcW w:type="dxa" w:w="3300"/>
+            <w:tcMar>
+              <w:top w:type="dxa" w:w="40"/>
+              <w:left w:type="dxa" w:w="80"/>
+              <w:bottom w:type="dxa" w:w="40"/>
+              <w:right w:type="dxa" w:w="80"/>
+            </w:tcMar>
+          </w:tcPr>
+          <w:p>
+            <w:pPr>
+              <w:spacing w:after="0"/>
+            </w:pPr>
+            <w:r>
+              <w:rPr>
+                <w:rFonts w:ascii="Malgun Gothic" w:cs="Malgun Gothic" w:eastAsia="Malgun Gothic" w:hAnsi="Malgun Gothic"/>
+                <w:b w:val="false"/>
+                <w:bCs w:val="false"/>
+                <w:color w:val="2E241C"/>
+                <w:sz w:val="16"/>
+                <w:szCs w:val="16"/>
+              </w:rPr>
+              <w:t xml:space="preserve">[데이터] 허브</w:t>
+            </w:r>
+          </w:p>
+        </w:tc>
+      </w:tr>
+      <w:tr>
+        <w:tc>
+          <w:tcPr>
+            <w:tcW w:type="dxa" w:w="1500"/>
+            <w:tcMar>
+              <w:top w:type="dxa" w:w="40"/>
+              <w:left w:type="dxa" w:w="80"/>
+              <w:bottom w:type="dxa" w:w="40"/>
+              <w:right w:type="dxa" w:w="80"/>
+            </w:tcMar>
+          </w:tcPr>
+          <w:p>
+            <w:pPr>
+              <w:spacing w:after="0"/>
+            </w:pPr>
+            <w:r>
+              <w:rPr>
+                <w:rFonts w:ascii="Malgun Gothic" w:cs="Malgun Gothic" w:eastAsia="Malgun Gothic" w:hAnsi="Malgun Gothic"/>
+                <w:b w:val="false"/>
+                <w:bCs w:val="false"/>
+                <w:color w:val="2E241C"/>
+                <w:sz w:val="16"/>
+                <w:szCs w:val="16"/>
+              </w:rPr>
+              <w:t xml:space="preserve">P8-6</w:t>
+            </w:r>
+          </w:p>
+        </w:tc>
+        <w:tc>
+          <w:tcPr>
+            <w:tcW w:type="dxa" w:w="4700"/>
+            <w:tcMar>
+              <w:top w:type="dxa" w:w="40"/>
+              <w:left w:type="dxa" w:w="80"/>
+              <w:bottom w:type="dxa" w:w="40"/>
+              <w:right w:type="dxa" w:w="80"/>
+            </w:tcMar>
+          </w:tcPr>
+          <w:p>
+            <w:pPr>
+              <w:spacing w:after="0"/>
+            </w:pPr>
+            <w:r>
+              <w:rPr>
+                <w:rFonts w:ascii="Malgun Gothic" w:cs="Malgun Gothic" w:eastAsia="Malgun Gothic" w:hAnsi="Malgun Gothic"/>
+                <w:b w:val="false"/>
+                <w:bCs w:val="false"/>
+                <w:color w:val="2E241C"/>
+                <w:sz w:val="16"/>
+                <w:szCs w:val="16"/>
+              </w:rPr>
+              <w:t xml:space="preserve">운영매뉴얼 v3.0 — 새 화면을 실제로 띄워 24장 재촬영, '오늘' 슬라이드 신설 (30쪽, 별도 전달)</w:t>
+            </w:r>
+          </w:p>
+        </w:tc>
+        <w:tc>
+          <w:tcPr>
+            <w:tcW w:type="dxa" w:w="3300"/>
+            <w:tcMar>
+              <w:top w:type="dxa" w:w="40"/>
+              <w:left w:type="dxa" w:w="80"/>
+              <w:bottom w:type="dxa" w:w="40"/>
+              <w:right w:type="dxa" w:w="80"/>
+            </w:tcMar>
+          </w:tcPr>
+          <w:p>
+            <w:pPr>
+              <w:spacing w:after="0"/>
+            </w:pPr>
+            <w:r>
+              <w:rPr>
+                <w:rFonts w:ascii="Malgun Gothic" w:cs="Malgun Gothic" w:eastAsia="Malgun Gothic" w:hAnsi="Malgun Gothic"/>
+                <w:b w:val="false"/>
+                <w:bCs w:val="false"/>
+                <w:color w:val="2E241C"/>
+                <w:sz w:val="16"/>
+                <w:szCs w:val="16"/>
+              </w:rPr>
+              <w:t xml:space="preserve">AX_Operations_Manual_v3.pptx</w:t>
+            </w:r>
+          </w:p>
+        </w:tc>
+      </w:tr>
     </w:tbl>
     <w:p>
       <w:pPr>
@@ -788,7 +954,7 @@
                 <w:sz w:val="16"/>
                 <w:szCs w:val="16"/>
               </w:rPr>
-              <w:t xml:space="preserve">매뉴얼·데모 자산 불일치</w:t>
+              <w:t xml:space="preserve">데모 영상 불일치(잔존)</w:t>
             </w:r>
           </w:p>
         </w:tc>
@@ -815,7 +981,7 @@
                 <w:sz w:val="16"/>
                 <w:szCs w:val="16"/>
               </w:rPr>
-              <w:t xml:space="preserve">운영매뉴얼 v2.2와 데모 영상·PPT는 구 화면 기준 — P8-6 전까지 새 화면과 다르다</w:t>
+              <w:t xml:space="preserve">매뉴얼은 v3로 해소. 데모 영상 mp4·태성당 PPT는 아직 구 화면 — 시연 시 참고</w:t>
             </w:r>
           </w:p>
         </w:tc>
@@ -842,7 +1008,7 @@
                 <w:sz w:val="16"/>
                 <w:szCs w:val="16"/>
               </w:rPr>
-              <w:t xml:space="preserve">P8-6에서 v3 재작성. 그 전 시연은 구 화면 자산 사용 주의</w:t>
+              <w:t xml:space="preserve">필요 시 영상 재제작(지시 대기)</w:t>
             </w:r>
           </w:p>
         </w:tc>
@@ -954,7 +1120,7 @@
                 <w:sz w:val="16"/>
                 <w:szCs w:val="16"/>
               </w:rPr>
-              <w:t xml:space="preserve">용어 순화 미완</w:t>
+              <w:t xml:space="preserve">테넌트 관리 화면화 미완</w:t>
             </w:r>
           </w:p>
         </w:tc>
@@ -981,7 +1147,7 @@
                 <w:sz w:val="16"/>
                 <w:szCs w:val="16"/>
               </w:rPr>
-              <w:t xml:space="preserve">메뉴는 사용자 말로 바꿨으나 화면 본문 일부에 '격리' 등 내부 용어 잔존</w:t>
+              <w:t xml:space="preserve">체험 테넌트 생성·리셋은 아직 명령줄(tenant CLI) — 웹 화면 후속</w:t>
             </w:r>
           </w:p>
         </w:tc>
@@ -1008,7 +1174,7 @@
                 <w:sz w:val="16"/>
                 <w:szCs w:val="16"/>
               </w:rPr>
-              <w:t xml:space="preserve">P8-5에서 일괄 순화</w:t>
+              <w:t xml:space="preserve">P8-5 잔여로 등록</w:t>
             </w:r>
           </w:p>
         </w:tc>
@@ -1206,7 +1372,7 @@
           <w:sz w:val="24"/>
           <w:szCs w:val="24"/>
         </w:rPr>
-        <w:t xml:space="preserve">4. 남은 블록</w:t>
+        <w:t xml:space="preserve">4. 남은 일</w:t>
       </w:r>
     </w:p>
     <w:p>
@@ -1216,38 +1382,10 @@
       <w:r>
         <w:rPr>
           <w:rFonts w:ascii="Malgun Gothic" w:cs="Malgun Gothic" w:eastAsia="Malgun Gothic" w:hAnsi="Malgun Gothic"/>
-          <w:b/>
-          <w:bCs/>
           <w:sz w:val="18"/>
           <w:szCs w:val="18"/>
         </w:rPr>
-        <w:t xml:space="preserve">P8-5 웹 완결 운영</w:t>
-      </w:r>
-      <w:r>
-        <w:rPr>
-          <w:rFonts w:ascii="Malgun Gothic" w:cs="Malgun Gothic" w:eastAsia="Malgun Gothic" w:hAnsi="Malgun Gothic"/>
-          <w:sz w:val="18"/>
-          <w:szCs w:val="18"/>
-        </w:rPr>
-        <w:t xml:space="preserve"> — 화면 본문 용어 순화 일괄, 테넌트 관리 화면화. </w:t>
-      </w:r>
-      <w:r>
-        <w:rPr>
-          <w:rFonts w:ascii="Malgun Gothic" w:cs="Malgun Gothic" w:eastAsia="Malgun Gothic" w:hAnsi="Malgun Gothic"/>
-          <w:b/>
-          <w:bCs/>
-          <w:sz w:val="18"/>
-          <w:szCs w:val="18"/>
-        </w:rPr>
-        <w:t xml:space="preserve">P8-6 매뉴얼 v3</w:t>
-      </w:r>
-      <w:r>
-        <w:rPr>
-          <w:rFonts w:ascii="Malgun Gothic" w:cs="Malgun Gothic" w:eastAsia="Malgun Gothic" w:hAnsi="Malgun Gothic"/>
-          <w:sz w:val="18"/>
-          <w:szCs w:val="18"/>
-        </w:rPr>
-        <w:t xml:space="preserve"> — 새 화면 기준 재작성(스크린샷 포함)과 데모 자산 갱신. 지시 주시면 이어서 무한반복으로 진행합니다.</w:t>
+        <w:t xml:space="preserve">① 서버1 적용 후 실기기 검수(2절 명령 → [오늘]부터 한 바퀴) ② 테넌트 관리 화면화(P8-5 잔여) ③ 데모 영상 재제작(원하시면). 지시 주시면 이어서 진행합니다.</w:t>
       </w:r>
     </w:p>
     <w:p>
@@ -1274,7 +1412,7 @@
           <w:sz w:val="14"/>
           <w:szCs w:val="14"/>
         </w:rPr>
-        <w:t xml:space="preserve">전 과정 커밋 이력: P8-1·2(c214910) → P8-3(543c059) → P8-4(fa364b2) · 실행 로그: docs/phase8-execution-log.md</w:t>
+        <w:t xml:space="preserve">커밋 이력: P8-1·2(c214910) → P8-3(543c059) → P8-4(fa364b2) → P8-5a(dcacf4d) → P8-6(2964b4b) · 실행 로그: docs/phase8-execution-log.md</w:t>
       </w:r>
     </w:p>
     <w:sectPr>
